--- a/Reportes/FormatoEndososSinCoberturaVida.docx
+++ b/Reportes/FormatoEndososSinCoberturaVida.docx
@@ -588,7 +588,7 @@
               <w:rPr>
                 <w:b/>
               </w:rPr>
-              <w:t>Afianzado</w:t>
+              <w:t>Asegurado</w:t>
             </w:r>
             <w:r>
               <w:t>:</w:t>
